--- a/state-vignettes/washington_highway_report.docx
+++ b/state-vignettes/washington_highway_report.docx
@@ -10,12 +10,12 @@
         <w:rPr>
           <w:color w:val="FF5500"/>
         </w:rPr>
-        <w:t>Washington Ranks 48th in the Nation in Highway Performance and Cost-Effectiveness</w:t>
+        <w:t>Washington Ranks 49th in the Nation in Highway Performance and Cost-Effectiveness</w:t>
       </w:r>
     </w:p>
     <w:p>
       <w:r>
-        <w:t>Washington’s highway system ranks 48th in the nation in overall cost-effectiveness and condition.</w:t>
+        <w:t>Washington’s highway system ranks 49th in the nation in overall cost-effectiveness and condition.</w:t>
       </w:r>
     </w:p>
     <w:p>
@@ -25,42 +25,42 @@
     </w:p>
     <w:p>
       <w:r>
-        <w:t>In safety and condition categories, Washington’s highways rank 28th in urban Interstate pavement condition, 43rd in rural Interstate pavement condition, 44th in urban arterial pavement condition, 29th in rural arterial pavement condition, 23rd in structurally deficient bridges, 31st in urban fatality rate, and 34th in rural fatality rate.</w:t>
+        <w:t>In safety and condition categories, Washington’s highways rank 31st in urban Interstate pavement condition, 46th in rural Interstate pavement condition, 45th in urban arterial pavement condition, 30th in rural arterial pavement condition, 23rd in structurally deficient bridges, 29th in urban fatality rate, and 27th in rural fatality rate.</w:t>
       </w:r>
     </w:p>
     <w:p>
       <w:r>
-        <w:t>Washington ranks 39th out of the 50 states in traffic congestion, and its drivers spend 33.78 hours a year stuck in traffic congestion.</w:t>
+        <w:t>Washington ranks 38th out of the 50 states in traffic congestion, and its drivers spend 33.05 hours a year stuck in traffic congestion.</w:t>
       </w:r>
     </w:p>
     <w:p>
       <w:r>
-        <w:t>In spending and cost-effectiveness, Washington ranks 50th in capital and bridge disbursements, which are the costs of building new roads and bridges and widening existing ones. Washington ranks 50th in maintenance spending, such as the costs of repaving roads and filling in potholes. Washington’s administrative disbursements, including office spending that doesn’t make its way to roads, rank 39th nationwide.</w:t>
+        <w:t>In spending and cost-effectiveness, Washington ranks 50th in capital and bridge disbursements, which are the costs of building new roads and bridges and widening existing ones. Washington ranks 45th in maintenance spending, such as the costs of repaving roads and filling in potholes. Washington’s administrative disbursements, including office spending that doesn’t make its way to roads, rank 50th nationwide.</w:t>
       </w:r>
     </w:p>
     <w:p>
       <w:r>
-        <w:t>Compared to last year, Washington has the following notable changes in rankings: Other Fatality Rate worsened by 5 points, from 33 to 38; Structurally Deficient Bridges worsened by 6 points, from 17 to 23; Rural Fatality Rate worsened by 16 points, from 18 to 34; Urbanized Area Congestion worsened by 8 points, from 31 to 39; Administrative Disbursements improved by 8 points, from 47 to 39.</w:t>
+        <w:t>Compared to last year, Washington has the following notable changes in rankings: Maintenance Disbursements improved by 5 points, from 50 to 45; Administrative Disbursements worsened by 11 points, from 39 to 50; Rural Fatality Rate improved by 7 points, from 34 to 27; Other Fatality Rate improved by 7 points, from 38 to 31.</w:t>
       </w:r>
     </w:p>
     <w:p>
       <w:r>
-        <w:t>Compared to neighboring and nearby states, Washington’s overall highway performance is better than California (49th); worse than Oregon (33rd), Idaho (26th), and Montana (22nd).</w:t>
+        <w:t>Compared to neighboring and nearby states, Washington’s overall highway performance is worse than California (47th), Oregon (28th), Idaho (20th), and Montana (25th).</w:t>
       </w:r>
     </w:p>
     <w:p>
       <w:r>
-        <w:t>Comparing its overall performance to similarly populated states, Washington ranks worse than Virginia (1st) and Arizona (41st).</w:t>
+        <w:t>Comparing its overall performance to similarly populated states, Washington ranks worse than Virginia (8th) and Arizona (42nd).</w:t>
       </w:r>
     </w:p>
     <w:p>
       <w:r>
-        <w:t>Washington’s highway system ranks 48th out of 50 states overall this year, compared to 47th last year.</w:t>
+        <w:t>Washington’s highway system ranks 49th out of 50 states overall this year, compared to 48th last year.</w:t>
       </w:r>
     </w:p>
     <w:p>
       <w:r>
-        <w:t>“In terms of improving in the road condition and performance categories, Washington should focus on reducing Capital &amp; Bridge Disbursements and Maintenance Disbursements. Washington’s rank of 50th in Capital &amp; Bridge Disbursements makes it one of the worst in the nation for this safety metric,” said Baruch Feigenbaum, lead author of the 29th Annual Highway Report and senior managing director of transportation policy at Reason Foundation.</w:t>
+        <w:t>“In terms of improving in the road condition and performance categories, Washington should focus on reducing Capital &amp; Bridge Disbursements and Administrative Disbursements. Washington’s rank of 50th in Capital &amp; Bridge Disbursements makes it one of the worst in the nation for this safety metric,” said Baruch Feigenbaum, lead author of the 30th Annual Highway Report and senior managing director of transportation policy at Reason Foundation.</w:t>
       </w:r>
     </w:p>
     <w:p>
@@ -70,7 +70,7 @@
           <w:color w:val="FF5500"/>
           <w:sz w:val="28"/>
         </w:rPr>
-        <w:t>WASHINGTON’S RANKINGS IN THE 29TH ANNUAL HIGHWAY REPORT</w:t>
+        <w:t>WASHINGTON’S RANKINGS IN THE 30TH ANNUAL HIGHWAY REPORT</w:t>
       </w:r>
     </w:p>
     <w:tbl>
@@ -148,7 +148,7 @@
               <w:rPr>
                 <w:sz w:val="20"/>
               </w:rPr>
-              <w:t>48</w:t>
+              <w:t>49</w:t>
             </w:r>
           </w:p>
         </w:tc>
@@ -212,7 +212,7 @@
               <w:rPr>
                 <w:sz w:val="20"/>
               </w:rPr>
-              <w:t>50</w:t>
+              <w:t>45</w:t>
             </w:r>
           </w:p>
         </w:tc>
@@ -243,7 +243,7 @@
               <w:rPr>
                 <w:sz w:val="20"/>
               </w:rPr>
-              <w:t>39</w:t>
+              <w:t>50</w:t>
             </w:r>
           </w:p>
         </w:tc>
@@ -307,7 +307,7 @@
               <w:rPr>
                 <w:sz w:val="20"/>
               </w:rPr>
-              <w:t>43</w:t>
+              <w:t>46</w:t>
             </w:r>
           </w:p>
         </w:tc>
@@ -340,7 +340,7 @@
               <w:rPr>
                 <w:sz w:val="20"/>
               </w:rPr>
-              <w:t>29</w:t>
+              <w:t>30</w:t>
             </w:r>
           </w:p>
         </w:tc>
@@ -371,7 +371,7 @@
               <w:rPr>
                 <w:sz w:val="20"/>
               </w:rPr>
-              <w:t>28</w:t>
+              <w:t>31</w:t>
             </w:r>
           </w:p>
         </w:tc>
@@ -404,7 +404,7 @@
               <w:rPr>
                 <w:sz w:val="20"/>
               </w:rPr>
-              <w:t>44</w:t>
+              <w:t>45</w:t>
             </w:r>
           </w:p>
         </w:tc>
@@ -435,7 +435,7 @@
               <w:rPr>
                 <w:sz w:val="20"/>
               </w:rPr>
-              <w:t>39</w:t>
+              <w:t>38</w:t>
             </w:r>
           </w:p>
         </w:tc>
@@ -499,7 +499,7 @@
               <w:rPr>
                 <w:sz w:val="20"/>
               </w:rPr>
-              <w:t>34</w:t>
+              <w:t>27</w:t>
             </w:r>
           </w:p>
         </w:tc>
@@ -532,7 +532,7 @@
               <w:rPr>
                 <w:sz w:val="20"/>
               </w:rPr>
-              <w:t>31</w:t>
+              <w:t>29</w:t>
             </w:r>
           </w:p>
         </w:tc>
@@ -563,7 +563,7 @@
               <w:rPr>
                 <w:sz w:val="20"/>
               </w:rPr>
-              <w:t>38</w:t>
+              <w:t>31</w:t>
             </w:r>
           </w:p>
         </w:tc>
@@ -572,12 +572,12 @@
     <w:p>
       <w:r>
         <w:br/>
-        <w:t>Reason Foundation’s 29th Annual Highway Report measures the condition and cost- effectiveness of state-controlled highways in 13 categories, including pavement and bridge conditions, traffic fatalities, and spending. In the performance categories, ranking first implies the state has the best or lowest fatality rate and its road pavement is in the best condition. A ranking of 50th in performance categories means the state has the worst fatality rates or pavement conditions. In simplified terms, in the cost-effectiveness categories, a rank of 50 means the state spends more money, and a first-place ranking means the state spends less money than other states in that category.</w:t>
+        <w:t>Reason Foundation’s 30th Annual Highway Report measures the condition and cost-effectiveness of state-controlled highways in 13 categories, including pavement and bridge conditions, traffic fatalities, and spending. In the performance categories, ranking first implies the state has the best or lowest fatality rate and its road pavement is in the best condition. A ranking of 50th in performance categories means the state has the worst fatality rates or pavement conditions. In simplified terms, in the cost-effectiveness categories, a rank of 50 means the state spends more money, and a first-place ranking means the state spends less money than other states in that category.</w:t>
       </w:r>
     </w:p>
     <w:p>
       <w:r>
-        <w:t>The report’s data are primarily information each state directly reported to the Federal Highway Administration for 2023. Better Roads and Bridges provides the deficient bridge data, and INRIX.com provides the traffic congestion data.</w:t>
+        <w:t>The report’s data are primarily information each state directly reported to the Federal Highway Administration for 2024. Better Roads and Bridges provides the deficient bridge data, and INRIX.com provides the traffic congestion data.</w:t>
       </w:r>
     </w:p>
     <w:sectPr>
